--- a/docs/design-meeting/pmps-worksheet.docx
+++ b/docs/design-meeting/pmps-worksheet.docx
@@ -737,7 +737,7 @@
         <w:spacing w:after="160"/>
       </w:pPr>
       <w:r>
-        <w:t xml:space="preserve">Legal plan (MetLife / ARAG / LegalShield / none) and member ID: _______________________________________________</w:t>
+        <w:t xml:space="preserve">Legal plan (MetLife / LegalEASE / ARAG / CLC / none) and member ID: _______________________________________________</w:t>
       </w:r>
     </w:p>
     <w:p>
